--- a/resume-bits-pilani.docx
+++ b/resume-bits-pilani.docx
@@ -10,13 +10,13 @@
         <w:tblLook w:val="01E0" w:firstRow="1" w:lastRow="1" w:firstColumn="1" w:lastColumn="1" w:noHBand="0" w:noVBand="0"/>
       </w:tblPr>
       <w:tblGrid>
-        <w:gridCol w:w="2094"/>
-        <w:gridCol w:w="426"/>
-        <w:gridCol w:w="990"/>
-        <w:gridCol w:w="3401"/>
-        <w:gridCol w:w="852"/>
-        <w:gridCol w:w="569"/>
-        <w:gridCol w:w="2159"/>
+        <w:gridCol w:w="2093"/>
+        <w:gridCol w:w="705"/>
+        <w:gridCol w:w="854"/>
+        <w:gridCol w:w="3259"/>
+        <w:gridCol w:w="848"/>
+        <w:gridCol w:w="575"/>
+        <w:gridCol w:w="2157"/>
       </w:tblGrid>
       <w:tr>
         <w:trPr>
@@ -258,7 +258,7 @@
         </w:tc>
         <w:tc>
           <w:tcPr>
-            <w:tcW w:w="2973" w:type="pct"/>
+            <w:tcW w:w="2974" w:type="pct"/>
             <w:gridSpan w:val="5"/>
             <w:tcBorders>
               <w:top w:val="single" w:sz="4" w:space="0" w:color="auto"/>
@@ -304,7 +304,7 @@
         </w:tc>
         <w:tc>
           <w:tcPr>
-            <w:tcW w:w="1030" w:type="pct"/>
+            <w:tcW w:w="1028" w:type="pct"/>
             <w:tcBorders>
               <w:top w:val="single" w:sz="4" w:space="0" w:color="auto"/>
             </w:tcBorders>
@@ -436,7 +436,7 @@
         </w:trPr>
         <w:tc>
           <w:tcPr>
-            <w:tcW w:w="1201" w:type="pct"/>
+            <w:tcW w:w="1334" w:type="pct"/>
             <w:gridSpan w:val="2"/>
             <w:tcBorders>
               <w:top w:val="single" w:sz="4" w:space="0" w:color="auto"/>
@@ -495,13 +495,35 @@
                 <w:sz w:val="20"/>
                 <w:szCs w:val="20"/>
               </w:rPr>
-              <w:t xml:space="preserve"> Dev</w:t>
+              <w:t xml:space="preserve"> </w:t>
+            </w:r>
+            <w:r>
+              <w:rPr>
+                <w:rFonts w:ascii="Calibri" w:hAnsi="Calibri" w:cs="Calibri"/>
+                <w:b/>
+                <w:i/>
+                <w:iCs/>
+                <w:sz w:val="20"/>
+                <w:szCs w:val="20"/>
+              </w:rPr>
+              <w:t>Mgmt</w:t>
+            </w:r>
+            <w:r>
+              <w:rPr>
+                <w:rFonts w:ascii="Calibri" w:hAnsi="Calibri" w:cs="Calibri"/>
+                <w:b/>
+                <w:i/>
+                <w:iCs/>
+                <w:sz w:val="20"/>
+                <w:szCs w:val="20"/>
+              </w:rPr>
+              <w:t>.</w:t>
             </w:r>
           </w:p>
         </w:tc>
         <w:tc>
           <w:tcPr>
-            <w:tcW w:w="2499" w:type="pct"/>
+            <w:tcW w:w="2364" w:type="pct"/>
             <w:gridSpan w:val="3"/>
             <w:tcBorders>
               <w:top w:val="single" w:sz="4" w:space="0" w:color="auto"/>
@@ -535,7 +557,7 @@
         </w:tc>
         <w:tc>
           <w:tcPr>
-            <w:tcW w:w="1300" w:type="pct"/>
+            <w:tcW w:w="1301" w:type="pct"/>
             <w:gridSpan w:val="2"/>
             <w:tcBorders>
               <w:top w:val="single" w:sz="4" w:space="0" w:color="auto"/>
@@ -939,7 +961,7 @@
         </w:trPr>
         <w:tc>
           <w:tcPr>
-            <w:tcW w:w="1201" w:type="pct"/>
+            <w:tcW w:w="1334" w:type="pct"/>
             <w:gridSpan w:val="2"/>
             <w:shd w:val="clear" w:color="auto" w:fill="auto"/>
           </w:tcPr>
@@ -968,7 +990,7 @@
         </w:tc>
         <w:tc>
           <w:tcPr>
-            <w:tcW w:w="2499" w:type="pct"/>
+            <w:tcW w:w="2364" w:type="pct"/>
             <w:gridSpan w:val="3"/>
             <w:shd w:val="clear" w:color="auto" w:fill="auto"/>
           </w:tcPr>
@@ -998,7 +1020,7 @@
         </w:tc>
         <w:tc>
           <w:tcPr>
-            <w:tcW w:w="1300" w:type="pct"/>
+            <w:tcW w:w="1301" w:type="pct"/>
             <w:gridSpan w:val="2"/>
             <w:shd w:val="clear" w:color="auto" w:fill="auto"/>
           </w:tcPr>
@@ -1158,7 +1180,7 @@
         </w:trPr>
         <w:tc>
           <w:tcPr>
-            <w:tcW w:w="1673" w:type="pct"/>
+            <w:tcW w:w="1741" w:type="pct"/>
             <w:gridSpan w:val="3"/>
             <w:shd w:val="clear" w:color="auto" w:fill="auto"/>
           </w:tcPr>
@@ -1189,7 +1211,7 @@
         </w:tc>
         <w:tc>
           <w:tcPr>
-            <w:tcW w:w="1621" w:type="pct"/>
+            <w:tcW w:w="1553" w:type="pct"/>
             <w:shd w:val="clear" w:color="auto" w:fill="auto"/>
           </w:tcPr>
           <w:p>
@@ -2170,7 +2192,7 @@
         </w:trPr>
         <w:tc>
           <w:tcPr>
-            <w:tcW w:w="1673" w:type="pct"/>
+            <w:tcW w:w="1741" w:type="pct"/>
             <w:gridSpan w:val="3"/>
             <w:shd w:val="clear" w:color="auto" w:fill="auto"/>
           </w:tcPr>
@@ -2203,7 +2225,7 @@
         </w:tc>
         <w:tc>
           <w:tcPr>
-            <w:tcW w:w="1621" w:type="pct"/>
+            <w:tcW w:w="1553" w:type="pct"/>
             <w:shd w:val="clear" w:color="auto" w:fill="auto"/>
           </w:tcPr>
           <w:p>
